--- a/other files/Услуги - info/2.docx
+++ b/other files/Услуги - info/2.docx
@@ -1305,19 +1305,7 @@
         <w:rPr>
           <w:lang w:val="bg-BG"/>
         </w:rPr>
-        <w:t>Д</w:t>
-      </w:r>
-      <w:r>
-        <w:rPr>
-          <w:lang w:val="bg-BG"/>
-        </w:rPr>
-        <w:t>ислексия на развитието</w:t>
-      </w:r>
-      <w:r>
-        <w:rPr>
-          <w:lang w:val="bg-BG"/>
-        </w:rPr>
-        <w:t xml:space="preserve"> -</w:t>
+        <w:t>Дислексия на развитието -</w:t>
       </w:r>
       <w:r>
         <w:rPr>
@@ -1579,9 +1567,6 @@
     <w:p>
       <w:pPr>
         <w:jc w:val="both"/>
-        <w:rPr>
-          <w:lang w:val="bg-BG"/>
-        </w:rPr>
       </w:pPr>
       <w:r>
         <w:rPr>
@@ -1637,6 +1622,242 @@
         </w:rPr>
         <w:t xml:space="preserve"> </w:t>
       </w:r>
+    </w:p>
+    <w:p>
+      <w:pPr>
+        <w:jc w:val="both"/>
+      </w:pPr>
+    </w:p>
+    <w:p>
+      <w:pPr>
+        <w:jc w:val="both"/>
+      </w:pPr>
+      <w:proofErr w:type="spellStart"/>
+      <w:r>
+        <w:t>Това</w:t>
+      </w:r>
+      <w:proofErr w:type="spellEnd"/>
+      <w:r>
+        <w:t xml:space="preserve"> е </w:t>
+      </w:r>
+      <w:proofErr w:type="spellStart"/>
+      <w:r>
+        <w:t>информация</w:t>
+      </w:r>
+      <w:proofErr w:type="spellEnd"/>
+      <w:r>
+        <w:t xml:space="preserve">, </w:t>
+      </w:r>
+      <w:proofErr w:type="spellStart"/>
+      <w:r>
+        <w:t>която</w:t>
+      </w:r>
+      <w:proofErr w:type="spellEnd"/>
+      <w:r>
+        <w:t xml:space="preserve"> </w:t>
+      </w:r>
+      <w:proofErr w:type="spellStart"/>
+      <w:r>
+        <w:t>имам</w:t>
+      </w:r>
+      <w:proofErr w:type="spellEnd"/>
+      <w:r>
+        <w:t xml:space="preserve"> </w:t>
+      </w:r>
+      <w:proofErr w:type="spellStart"/>
+      <w:r>
+        <w:t>за</w:t>
+      </w:r>
+      <w:proofErr w:type="spellEnd"/>
+      <w:r>
+        <w:t xml:space="preserve"> </w:t>
+      </w:r>
+      <w:proofErr w:type="spellStart"/>
+      <w:r>
+        <w:t>страница</w:t>
+      </w:r>
+      <w:proofErr w:type="spellEnd"/>
+      <w:r>
+        <w:t xml:space="preserve"> с </w:t>
+      </w:r>
+      <w:proofErr w:type="spellStart"/>
+      <w:r>
+        <w:t>услуги</w:t>
+      </w:r>
+      <w:proofErr w:type="spellEnd"/>
+      <w:r>
+        <w:t xml:space="preserve"> </w:t>
+      </w:r>
+      <w:proofErr w:type="spellStart"/>
+      <w:r>
+        <w:t>за</w:t>
+      </w:r>
+      <w:proofErr w:type="spellEnd"/>
+      <w:r>
+        <w:t xml:space="preserve"> </w:t>
+      </w:r>
+      <w:proofErr w:type="spellStart"/>
+      <w:r>
+        <w:t>мой</w:t>
+      </w:r>
+      <w:proofErr w:type="spellEnd"/>
+      <w:r>
+        <w:t xml:space="preserve"> </w:t>
+      </w:r>
+      <w:proofErr w:type="spellStart"/>
+      <w:r>
+        <w:t>сайт</w:t>
+      </w:r>
+      <w:proofErr w:type="spellEnd"/>
+      <w:r>
+        <w:t xml:space="preserve">. </w:t>
+      </w:r>
+      <w:proofErr w:type="spellStart"/>
+      <w:r>
+        <w:t>Имайки</w:t>
+      </w:r>
+      <w:proofErr w:type="spellEnd"/>
+      <w:r>
+        <w:t xml:space="preserve"> </w:t>
+      </w:r>
+      <w:proofErr w:type="spellStart"/>
+      <w:r>
+        <w:t>предвид</w:t>
+      </w:r>
+      <w:proofErr w:type="spellEnd"/>
+      <w:r>
+        <w:t xml:space="preserve"> </w:t>
+      </w:r>
+      <w:proofErr w:type="spellStart"/>
+      <w:r>
+        <w:t>тази</w:t>
+      </w:r>
+      <w:proofErr w:type="spellEnd"/>
+      <w:r>
+        <w:t xml:space="preserve"> </w:t>
+      </w:r>
+      <w:proofErr w:type="spellStart"/>
+      <w:r>
+        <w:t>информация</w:t>
+      </w:r>
+      <w:proofErr w:type="spellEnd"/>
+      <w:r>
+        <w:t xml:space="preserve"> и </w:t>
+      </w:r>
+      <w:proofErr w:type="spellStart"/>
+      <w:r>
+        <w:t>прикачените</w:t>
+      </w:r>
+      <w:proofErr w:type="spellEnd"/>
+      <w:r>
+        <w:t xml:space="preserve"> </w:t>
+      </w:r>
+      <w:proofErr w:type="spellStart"/>
+      <w:r>
+        <w:t>снимки</w:t>
+      </w:r>
+      <w:proofErr w:type="spellEnd"/>
+      <w:r>
+        <w:t xml:space="preserve">, </w:t>
+      </w:r>
+      <w:proofErr w:type="spellStart"/>
+      <w:r>
+        <w:t>които</w:t>
+      </w:r>
+      <w:proofErr w:type="spellEnd"/>
+      <w:r>
+        <w:t xml:space="preserve"> </w:t>
+      </w:r>
+      <w:proofErr w:type="spellStart"/>
+      <w:r>
+        <w:t>са</w:t>
+      </w:r>
+      <w:proofErr w:type="spellEnd"/>
+      <w:r>
+        <w:t xml:space="preserve"> </w:t>
+      </w:r>
+      <w:proofErr w:type="spellStart"/>
+      <w:r>
+        <w:t>пример</w:t>
+      </w:r>
+      <w:proofErr w:type="spellEnd"/>
+      <w:r>
+        <w:t xml:space="preserve"> </w:t>
+      </w:r>
+      <w:proofErr w:type="spellStart"/>
+      <w:r>
+        <w:t>как</w:t>
+      </w:r>
+      <w:proofErr w:type="spellEnd"/>
+      <w:r>
+        <w:t xml:space="preserve"> </w:t>
+      </w:r>
+      <w:proofErr w:type="spellStart"/>
+      <w:r>
+        <w:t>изглеждат</w:t>
+      </w:r>
+      <w:proofErr w:type="spellEnd"/>
+      <w:r>
+        <w:t xml:space="preserve"> </w:t>
+      </w:r>
+      <w:proofErr w:type="spellStart"/>
+      <w:r>
+        <w:t>останалите</w:t>
+      </w:r>
+      <w:proofErr w:type="spellEnd"/>
+      <w:r>
+        <w:t xml:space="preserve"> </w:t>
+      </w:r>
+      <w:proofErr w:type="spellStart"/>
+      <w:r>
+        <w:t>ми</w:t>
+      </w:r>
+      <w:proofErr w:type="spellEnd"/>
+      <w:r>
+        <w:t xml:space="preserve"> </w:t>
+      </w:r>
+      <w:proofErr w:type="spellStart"/>
+      <w:r>
+        <w:t>страници</w:t>
+      </w:r>
+      <w:proofErr w:type="spellEnd"/>
+      <w:r>
+        <w:t xml:space="preserve"> </w:t>
+      </w:r>
+      <w:proofErr w:type="spellStart"/>
+      <w:r>
+        <w:t>създай</w:t>
+      </w:r>
+      <w:proofErr w:type="spellEnd"/>
+      <w:r>
+        <w:t xml:space="preserve"> и </w:t>
+      </w:r>
+      <w:proofErr w:type="spellStart"/>
+      <w:r>
+        <w:t>страницата</w:t>
+      </w:r>
+      <w:proofErr w:type="spellEnd"/>
+      <w:r>
+        <w:t xml:space="preserve"> </w:t>
+      </w:r>
+      <w:proofErr w:type="spellStart"/>
+      <w:r>
+        <w:t>Ранна</w:t>
+      </w:r>
+      <w:proofErr w:type="spellEnd"/>
+      <w:r>
+        <w:t xml:space="preserve"> </w:t>
+      </w:r>
+      <w:proofErr w:type="spellStart"/>
+      <w:r>
+        <w:t>превенция</w:t>
+      </w:r>
+      <w:proofErr w:type="spellEnd"/>
+    </w:p>
+    <w:p>
+      <w:pPr>
+        <w:jc w:val="both"/>
+      </w:pPr>
     </w:p>
     <w:sectPr>
       <w:pgSz w:w="12240" w:h="15840"/>
@@ -2604,7 +2825,6 @@
   <w:style w:type="character" w:default="1" w:styleId="DefaultParagraphFont">
     <w:name w:val="Default Paragraph Font"/>
     <w:uiPriority w:val="1"/>
-    <w:semiHidden/>
     <w:unhideWhenUsed/>
   </w:style>
   <w:style w:type="table" w:default="1" w:styleId="TableNormal">
